--- a/NOTEs/Dsa.docx
+++ b/NOTEs/Dsa.docx
@@ -28,7 +28,7 @@
     <w:p>
       <w:r>
         <w:pict w14:anchorId="5278F3EC">
-          <v:rect id="_x0000_i1067" style="width:0;height:1.5pt" o:hralign="center" o:hrstd="t" o:hr="t" fillcolor="#a0a0a0" stroked="f"/>
+          <v:rect id="_x0000_i1025" style="width:0;height:1.5pt" o:hralign="center" o:hrstd="t" o:hr="t" fillcolor="#a0a0a0" stroked="f"/>
         </w:pict>
       </w:r>
     </w:p>
@@ -122,8 +122,14 @@
           <w:ilvl w:val="1"/>
           <w:numId w:val="1"/>
         </w:numPr>
-      </w:pPr>
-      <w:r>
+        <w:rPr>
+          <w:highlight w:val="green"/>
+        </w:rPr>
+      </w:pPr>
+      <w:r>
+        <w:rPr>
+          <w:highlight w:val="green"/>
+        </w:rPr>
         <w:t>Variables, Data Types</w:t>
       </w:r>
     </w:p>
@@ -133,8 +139,14 @@
           <w:ilvl w:val="1"/>
           <w:numId w:val="1"/>
         </w:numPr>
-      </w:pPr>
-      <w:r>
+        <w:rPr>
+          <w:highlight w:val="green"/>
+        </w:rPr>
+      </w:pPr>
+      <w:r>
+        <w:rPr>
+          <w:highlight w:val="green"/>
+        </w:rPr>
         <w:t>Conditionals (if, switch)</w:t>
       </w:r>
     </w:p>
@@ -144,8 +156,14 @@
           <w:ilvl w:val="1"/>
           <w:numId w:val="1"/>
         </w:numPr>
-      </w:pPr>
-      <w:r>
+        <w:rPr>
+          <w:highlight w:val="green"/>
+        </w:rPr>
+      </w:pPr>
+      <w:r>
+        <w:rPr>
+          <w:highlight w:val="green"/>
+        </w:rPr>
         <w:t>Loops (for, while)</w:t>
       </w:r>
     </w:p>
@@ -168,7 +186,13 @@
         </w:numPr>
       </w:pPr>
       <w:r>
-        <w:t>Functions &amp; Recursion</w:t>
+        <w:rPr>
+          <w:highlight w:val="green"/>
+        </w:rPr>
+        <w:t>Functions</w:t>
+      </w:r>
+      <w:r>
+        <w:t xml:space="preserve"> &amp; Recursion</w:t>
       </w:r>
     </w:p>
     <w:p>
@@ -360,7 +384,7 @@
     <w:p>
       <w:r>
         <w:pict w14:anchorId="0532997A">
-          <v:rect id="_x0000_i1068" style="width:0;height:1.5pt" o:hralign="center" o:hrstd="t" o:hr="t" fillcolor="#a0a0a0" stroked="f"/>
+          <v:rect id="_x0000_i1026" style="width:0;height:1.5pt" o:hralign="center" o:hrstd="t" o:hr="t" fillcolor="#a0a0a0" stroked="f"/>
         </w:pict>
       </w:r>
     </w:p>
@@ -751,7 +775,7 @@
     <w:p>
       <w:r>
         <w:pict w14:anchorId="013690A6">
-          <v:rect id="_x0000_i1069" style="width:0;height:1.5pt" o:hralign="center" o:hrstd="t" o:hr="t" fillcolor="#a0a0a0" stroked="f"/>
+          <v:rect id="_x0000_i1027" style="width:0;height:1.5pt" o:hralign="center" o:hrstd="t" o:hr="t" fillcolor="#a0a0a0" stroked="f"/>
         </w:pict>
       </w:r>
     </w:p>
@@ -1164,7 +1188,7 @@
     <w:p>
       <w:r>
         <w:pict w14:anchorId="2557F40B">
-          <v:rect id="_x0000_i1070" style="width:0;height:1.5pt" o:hralign="center" o:hrstd="t" o:hr="t" fillcolor="#a0a0a0" stroked="f"/>
+          <v:rect id="_x0000_i1028" style="width:0;height:1.5pt" o:hralign="center" o:hrstd="t" o:hr="t" fillcolor="#a0a0a0" stroked="f"/>
         </w:pict>
       </w:r>
     </w:p>
@@ -1503,7 +1527,7 @@
     <w:p>
       <w:r>
         <w:pict w14:anchorId="3A3A0544">
-          <v:rect id="_x0000_i1071" style="width:0;height:1.5pt" o:hralign="center" o:hrstd="t" o:hr="t" fillcolor="#a0a0a0" stroked="f"/>
+          <v:rect id="_x0000_i1029" style="width:0;height:1.5pt" o:hralign="center" o:hrstd="t" o:hr="t" fillcolor="#a0a0a0" stroked="f"/>
         </w:pict>
       </w:r>
     </w:p>
@@ -1798,7 +1822,7 @@
     <w:p>
       <w:r>
         <w:pict w14:anchorId="5EE8DAAE">
-          <v:rect id="_x0000_i1072" style="width:0;height:1.5pt" o:hralign="center" o:hrstd="t" o:hr="t" fillcolor="#a0a0a0" stroked="f"/>
+          <v:rect id="_x0000_i1030" style="width:0;height:1.5pt" o:hralign="center" o:hrstd="t" o:hr="t" fillcolor="#a0a0a0" stroked="f"/>
         </w:pict>
       </w:r>
     </w:p>
@@ -1942,7 +1966,7 @@
     <w:p>
       <w:r>
         <w:pict w14:anchorId="261A269F">
-          <v:rect id="_x0000_i1073" style="width:0;height:1.5pt" o:hralign="center" o:hrstd="t" o:hr="t" fillcolor="#a0a0a0" stroked="f"/>
+          <v:rect id="_x0000_i1031" style="width:0;height:1.5pt" o:hralign="center" o:hrstd="t" o:hr="t" fillcolor="#a0a0a0" stroked="f"/>
         </w:pict>
       </w:r>
     </w:p>
@@ -4154,6 +4178,7 @@
   <w:style w:type="character" w:default="1" w:styleId="DefaultParagraphFont">
     <w:name w:val="Default Paragraph Font"/>
     <w:uiPriority w:val="1"/>
+    <w:semiHidden/>
     <w:unhideWhenUsed/>
   </w:style>
   <w:style w:type="table" w:default="1" w:styleId="TableNormal">
